--- a/assets/pdf/RuthvikBommena_FullCV_March2026.docx
+++ b/assets/pdf/RuthvikBommena_FullCV_March2026.docx
@@ -2382,25 +2382,7 @@
           <w:sz w:val="22"/>
           <w:szCs w:val="22"/>
         </w:rPr>
-        <w:t>Collaborated effectively with a diverse, multi-cultural team to gather and analyze feedback for service improvement, leading to the identification and implementation of significant updates to the knowledge-</w:t>
-      </w:r>
-      <w:proofErr w:type="gramStart"/>
-      <w:r>
-        <w:rPr>
-          <w:rFonts w:eastAsia="Garamond"/>
-          <w:sz w:val="22"/>
-          <w:szCs w:val="22"/>
-        </w:rPr>
-        <w:t>base</w:t>
-      </w:r>
-      <w:proofErr w:type="gramEnd"/>
-      <w:r>
-        <w:rPr>
-          <w:rFonts w:eastAsia="Garamond"/>
-          <w:sz w:val="22"/>
-          <w:szCs w:val="22"/>
-        </w:rPr>
-        <w:t>, dedicating extra hours to enhance customer experience.</w:t>
+        <w:t>Collaborated effectively with a diverse, multi-cultural team to gather and analyze feedback for service improvement, leading to the identification and implementation of significant updates to the knowledge-base, dedicating extra hours to enhance customer experience.</w:t>
       </w:r>
     </w:p>
     <w:p>
@@ -2905,23 +2887,13 @@
           <w:szCs w:val="22"/>
         </w:rPr>
       </w:pPr>
-      <w:proofErr w:type="gramStart"/>
       <w:r>
         <w:rPr>
           <w:sz w:val="22"/>
           <w:szCs w:val="22"/>
           <w:shd w:val="clear" w:color="auto" w:fill="FFFFFF"/>
         </w:rPr>
-        <w:t>Acquired</w:t>
-      </w:r>
-      <w:proofErr w:type="gramEnd"/>
-      <w:r>
-        <w:rPr>
-          <w:sz w:val="22"/>
-          <w:szCs w:val="22"/>
-          <w:shd w:val="clear" w:color="auto" w:fill="FFFFFF"/>
-        </w:rPr>
-        <w:t xml:space="preserve"> comprehensive expertise in shop and machine safety, adeptly utilizing computer-aided machining software, and operating a range of machinery including manual and CNC mills and routers, laser cutters, lathes, drill presses, belt sanders, and cutoff saws.</w:t>
+        <w:t>Acquired comprehensive expertise in shop and machine safety, adeptly utilizing computer-aided machining software, and operating a range of machinery including manual and CNC mills and routers, laser cutters, lathes, drill presses, belt sanders, and cutoff saws.</w:t>
       </w:r>
     </w:p>
     <w:p>
@@ -3783,7 +3755,6 @@
           <w:szCs w:val="22"/>
         </w:rPr>
       </w:pPr>
-      <w:proofErr w:type="gramStart"/>
       <w:r>
         <w:rPr>
           <w:rFonts w:eastAsia="Garamond"/>
@@ -3791,17 +3762,7 @@
           <w:sz w:val="22"/>
           <w:szCs w:val="22"/>
         </w:rPr>
-        <w:t>Contributed</w:t>
-      </w:r>
-      <w:proofErr w:type="gramEnd"/>
-      <w:r>
-        <w:rPr>
-          <w:rFonts w:eastAsia="Garamond"/>
-          <w:color w:val="000000"/>
-          <w:sz w:val="22"/>
-          <w:szCs w:val="22"/>
-        </w:rPr>
-        <w:t xml:space="preserve"> to continuous improvement in rocket design and performance, using simulations and physical testing to optimize stability, durability, and efficiency under challenging flight conditions.</w:t>
+        <w:t>Contributed to continuous improvement in rocket design and performance, using simulations and physical testing to optimize stability, durability, and efficiency under challenging flight conditions.</w:t>
       </w:r>
     </w:p>
     <w:p>
@@ -4916,17 +4877,15 @@
           <w:sz w:val="22"/>
           <w:szCs w:val="22"/>
         </w:rPr>
-        <w:t xml:space="preserve">, </w:t>
-      </w:r>
-      <w:r>
-        <w:rPr>
-          <w:rFonts w:eastAsia="Garamond"/>
-          <w:i/>
-          <w:iCs/>
-          <w:sz w:val="22"/>
-          <w:szCs w:val="22"/>
-        </w:rPr>
-        <w:t xml:space="preserve">AIAA  </w:t>
+        <w:t>,</w:t>
+      </w:r>
+      <w:r>
+        <w:rPr>
+          <w:rFonts w:eastAsia="Garamond"/>
+          <w:sz w:val="22"/>
+          <w:szCs w:val="22"/>
+        </w:rPr>
+        <w:t xml:space="preserve"> </w:t>
       </w:r>
       <w:r>
         <w:rPr>
@@ -4944,7 +4903,27 @@
           <w:sz w:val="22"/>
           <w:szCs w:val="22"/>
         </w:rPr>
-        <w:t xml:space="preserve">                                      Nov</w:t>
+        <w:t xml:space="preserve">                                      </w:t>
+      </w:r>
+      <w:r>
+        <w:rPr>
+          <w:rFonts w:eastAsia="Garamond"/>
+          <w:i/>
+          <w:iCs/>
+          <w:sz w:val="22"/>
+          <w:szCs w:val="22"/>
+        </w:rPr>
+        <w:t xml:space="preserve">          </w:t>
+      </w:r>
+      <w:r>
+        <w:rPr>
+          <w:rFonts w:eastAsia="Garamond"/>
+          <w:i/>
+          <w:iCs/>
+          <w:sz w:val="22"/>
+          <w:szCs w:val="22"/>
+        </w:rPr>
+        <w:t>Nov</w:t>
       </w:r>
       <w:r>
         <w:rPr>
@@ -4965,6 +4944,105 @@
           <w:szCs w:val="22"/>
         </w:rPr>
         <w:t>5</w:t>
+      </w:r>
+      <w:r>
+        <w:rPr>
+          <w:rFonts w:eastAsia="Garamond"/>
+          <w:i/>
+          <w:iCs/>
+          <w:sz w:val="22"/>
+          <w:szCs w:val="22"/>
+        </w:rPr>
+        <w:t xml:space="preserve"> – Present</w:t>
+      </w:r>
+    </w:p>
+    <w:p>
+      <w:pPr>
+        <w:pStyle w:val="ListParagraph"/>
+        <w:numPr>
+          <w:ilvl w:val="0"/>
+          <w:numId w:val="13"/>
+        </w:numPr>
+        <w:spacing w:line="276" w:lineRule="auto"/>
+        <w:rPr>
+          <w:rFonts w:eastAsia="Garamond"/>
+          <w:sz w:val="22"/>
+          <w:szCs w:val="22"/>
+        </w:rPr>
+      </w:pPr>
+      <w:r>
+        <w:rPr>
+          <w:rFonts w:eastAsia="Garamond"/>
+          <w:b/>
+          <w:bCs/>
+          <w:sz w:val="22"/>
+          <w:szCs w:val="22"/>
+        </w:rPr>
+        <w:t>Peer Reviewer</w:t>
+      </w:r>
+      <w:r>
+        <w:rPr>
+          <w:rFonts w:eastAsia="Garamond"/>
+          <w:sz w:val="22"/>
+          <w:szCs w:val="22"/>
+        </w:rPr>
+        <w:t>,</w:t>
+      </w:r>
+      <w:r>
+        <w:rPr>
+          <w:rFonts w:eastAsia="Garamond"/>
+          <w:sz w:val="22"/>
+          <w:szCs w:val="22"/>
+        </w:rPr>
+        <w:t xml:space="preserve"> </w:t>
+      </w:r>
+      <w:r>
+        <w:rPr>
+          <w:rFonts w:eastAsia="Garamond"/>
+          <w:i/>
+          <w:iCs/>
+        </w:rPr>
+        <w:t>The Journal of the Astronautical Sciences</w:t>
+      </w:r>
+      <w:r>
+        <w:rPr>
+          <w:rFonts w:eastAsia="Garamond"/>
+          <w:i/>
+          <w:iCs/>
+          <w:sz w:val="22"/>
+          <w:szCs w:val="22"/>
+        </w:rPr>
+        <w:t xml:space="preserve">                                           </w:t>
+      </w:r>
+      <w:r>
+        <w:rPr>
+          <w:rFonts w:eastAsia="Garamond"/>
+          <w:i/>
+          <w:iCs/>
+          <w:sz w:val="22"/>
+          <w:szCs w:val="22"/>
+        </w:rPr>
+        <w:t xml:space="preserve">       March</w:t>
+      </w:r>
+      <w:r>
+        <w:rPr>
+          <w:rFonts w:eastAsia="Garamond"/>
+          <w:i/>
+          <w:iCs/>
+          <w:sz w:val="22"/>
+          <w:szCs w:val="22"/>
+        </w:rPr>
+        <w:t xml:space="preserve"> 202</w:t>
+      </w:r>
+      <w:r>
+        <w:rPr>
+          <w:rFonts w:eastAsia="Garamond"/>
+          <w:i/>
+          <w:iCs/>
+          <w:sz w:val="22"/>
+          <w:szCs w:val="22"/>
+        </w:rPr>
+        <w:t>6</w:t>
       </w:r>
       <w:r>
         <w:rPr>
@@ -7568,6 +7646,7 @@
   <w:style w:type="character" w:default="1" w:styleId="DefaultParagraphFont">
     <w:name w:val="Default Paragraph Font"/>
     <w:uiPriority w:val="1"/>
+    <w:semiHidden/>
     <w:unhideWhenUsed/>
   </w:style>
   <w:style w:type="table" w:default="1" w:styleId="TableNormal">
